--- a/_Raws/Liberal/Slop/Highlife.docx
+++ b/_Raws/Liberal/Slop/Highlife.docx
@@ -1,9 +1,10 @@
 
 <file path=word/document.xml><?xml version="1.0" encoding="utf-8"?>
-<w:document xmlns:wpc="http://schemas.microsoft.com/office/word/2010/wordprocessingCanvas" xmlns:cx="http://schemas.microsoft.com/office/drawing/2014/chartex" xmlns:cx1="http://schemas.microsoft.com/office/drawing/2015/9/8/chartex" xmlns:cx2="http://schemas.microsoft.com/office/drawing/2015/10/21/chartex" xmlns:cx3="http://schemas.microsoft.com/office/drawing/2016/5/9/chartex" xmlns:cx4="http://schemas.microsoft.com/office/drawing/2016/5/10/chartex" xmlns:cx5="http://schemas.microsoft.com/office/drawing/2016/5/11/chartex" xmlns:cx6="http://schemas.microsoft.com/office/drawing/2016/5/12/chartex" xmlns:cx7="http://schemas.microsoft.com/office/drawing/2016/5/13/chartex" xmlns:cx8="http://schemas.microsoft.com/office/drawing/2016/5/14/chartex" xmlns:mc="http://schemas.openxmlformats.org/markup-compatibility/2006" xmlns:aink="http://schemas.microsoft.com/office/drawing/2016/ink" xmlns:am3d="http://schemas.microsoft.com/office/drawing/2017/model3d" xmlns:o="urn:schemas-microsoft-com:office:office" xmlns:oel="http://schemas.microsoft.com/office/2019/extlst" xmlns:r="http://schemas.openxmlformats.org/officeDocument/2006/relationships" xmlns:m="http://schemas.openxmlformats.org/officeDocument/2006/math" xmlns:v="urn:schemas-microsoft-com:vml" xmlns:wp14="http://schemas.microsoft.com/office/word/2010/wordprocessingDrawing" xmlns:wp="http://schemas.openxmlformats.org/drawingml/2006/wordprocessingDrawing" xmlns:w10="urn:schemas-microsoft-com:office:word" xmlns:w="http://schemas.openxmlformats.org/wordprocessingml/2006/main" xmlns:w14="http://schemas.microsoft.com/office/word/2010/wordml" xmlns:w15="http://schemas.microsoft.com/office/word/2012/wordml" xmlns:w16cex="http://schemas.microsoft.com/office/word/2018/wordml/cex" xmlns:w16cid="http://schemas.microsoft.com/office/word/2016/wordml/cid" xmlns:w16="http://schemas.microsoft.com/office/word/2018/wordml" xmlns:w16du="http://schemas.microsoft.com/office/word/2023/wordml/word16du" xmlns:w16sdtdh="http://schemas.microsoft.com/office/word/2020/wordml/sdtdatahash" xmlns:w16sdtfl="http://schemas.microsoft.com/office/word/2024/wordml/sdtformatlock" xmlns:w16se="http://schemas.microsoft.com/office/word/2015/wordml/symex" xmlns:wpg="http://schemas.microsoft.com/office/word/2010/wordprocessingGroup" xmlns:wpi="http://schemas.microsoft.com/office/word/2010/wordprocessingInk" xmlns:wne="http://schemas.microsoft.com/office/word/2006/wordml" xmlns:wps="http://schemas.microsoft.com/office/word/2010/wordprocessingShape" mc:Ignorable="w14 w15 w16se w16cid w16 w16cex w16sdtdh w16sdtfl w16du wp14">
+<w:document xmlns:o="urn:schemas-microsoft-com:office:office" xmlns:r="http://schemas.openxmlformats.org/officeDocument/2006/relationships" xmlns:v="urn:schemas-microsoft-com:vml" xmlns:w="http://schemas.openxmlformats.org/wordprocessingml/2006/main" xmlns:w10="urn:schemas-microsoft-com:office:word" xmlns:wp="http://schemas.openxmlformats.org/drawingml/2006/wordprocessingDrawing" xmlns:pic="http://schemas.openxmlformats.org/drawingml/2006/picture" xmlns:wps="http://schemas.microsoft.com/office/word/2010/wordprocessingShape" xmlns:wpg="http://schemas.microsoft.com/office/word/2010/wordprocessingGroup" xmlns:mc="http://schemas.openxmlformats.org/markup-compatibility/2006" xmlns:wp14="http://schemas.microsoft.com/office/word/2010/wordprocessingDrawing" xmlns:w14="http://schemas.microsoft.com/office/word/2010/wordml" xmlns:w15="http://schemas.microsoft.com/office/word/2012/wordml" mc:Ignorable="w14 wp14 w15">
   <w:body>
     <w:p>
       <w:pPr>
+        <w:pStyle w:val="Normal"/>
         <w:rPr>
           <w:rFonts w:ascii="Times New Roman" w:hAnsi="Times New Roman" w:cs="Times New Roman"/>
           <w:sz w:val="36"/>
@@ -13,7 +14,7 @@
       </w:pPr>
       <w:r>
         <w:rPr>
-          <w:rFonts w:ascii="Times New Roman" w:hAnsi="Times New Roman" w:cs="Times New Roman"/>
+          <w:rFonts w:cs="Times New Roman" w:ascii="Times New Roman" w:hAnsi="Times New Roman"/>
           <w:sz w:val="36"/>
           <w:szCs w:val="36"/>
           <w:lang w:val="en-US"/>
@@ -23,6 +24,7 @@
     </w:p>
     <w:p>
       <w:pPr>
+        <w:pStyle w:val="Normal"/>
         <w:rPr>
           <w:rFonts w:ascii="Times New Roman" w:hAnsi="Times New Roman" w:cs="Times New Roman"/>
           <w:sz w:val="28"/>
@@ -32,7 +34,7 @@
       </w:pPr>
       <w:r>
         <w:rPr>
-          <w:rFonts w:ascii="Times New Roman" w:hAnsi="Times New Roman" w:cs="Times New Roman"/>
+          <w:rFonts w:cs="Times New Roman" w:ascii="Times New Roman" w:hAnsi="Times New Roman"/>
           <w:sz w:val="28"/>
           <w:szCs w:val="28"/>
           <w:lang w:val="en-US"/>
@@ -42,6 +44,7 @@
     </w:p>
     <w:p>
       <w:pPr>
+        <w:pStyle w:val="Normal"/>
         <w:rPr>
           <w:rFonts w:ascii="Times New Roman" w:hAnsi="Times New Roman" w:cs="Times New Roman"/>
           <w:sz w:val="28"/>
@@ -49,9 +52,18 @@
           <w:lang w:val="en-US"/>
         </w:rPr>
       </w:pPr>
+      <w:r>
+        <w:rPr>
+          <w:rFonts w:cs="Times New Roman" w:ascii="Times New Roman" w:hAnsi="Times New Roman"/>
+          <w:sz w:val="28"/>
+          <w:szCs w:val="28"/>
+          <w:lang w:val="en-US"/>
+        </w:rPr>
+      </w:r>
     </w:p>
     <w:p>
       <w:pPr>
+        <w:pStyle w:val="Normal"/>
         <w:rPr>
           <w:rFonts w:ascii="Times New Roman" w:hAnsi="Times New Roman" w:cs="Times New Roman"/>
           <w:sz w:val="28"/>
@@ -61,7 +73,7 @@
       </w:pPr>
       <w:r>
         <w:rPr>
-          <w:rFonts w:ascii="Times New Roman" w:hAnsi="Times New Roman" w:cs="Times New Roman"/>
+          <w:rFonts w:cs="Times New Roman" w:ascii="Times New Roman" w:hAnsi="Times New Roman"/>
           <w:sz w:val="28"/>
           <w:szCs w:val="28"/>
           <w:lang w:val="en-US"/>
@@ -71,6 +83,7 @@
     </w:p>
     <w:p>
       <w:pPr>
+        <w:pStyle w:val="Normal"/>
         <w:rPr>
           <w:rFonts w:ascii="Times New Roman" w:hAnsi="Times New Roman" w:cs="Times New Roman"/>
           <w:sz w:val="28"/>
@@ -78,9 +91,18 @@
           <w:lang w:val="en-US"/>
         </w:rPr>
       </w:pPr>
+      <w:r>
+        <w:rPr>
+          <w:rFonts w:cs="Times New Roman" w:ascii="Times New Roman" w:hAnsi="Times New Roman"/>
+          <w:sz w:val="28"/>
+          <w:szCs w:val="28"/>
+          <w:lang w:val="en-US"/>
+        </w:rPr>
+      </w:r>
     </w:p>
     <w:p>
       <w:pPr>
+        <w:pStyle w:val="Normal"/>
         <w:rPr>
           <w:rFonts w:ascii="Times New Roman" w:hAnsi="Times New Roman" w:cs="Times New Roman"/>
           <w:sz w:val="28"/>
@@ -90,7 +112,7 @@
       </w:pPr>
       <w:r>
         <w:rPr>
-          <w:rFonts w:ascii="Times New Roman" w:hAnsi="Times New Roman" w:cs="Times New Roman"/>
+          <w:rFonts w:cs="Times New Roman" w:ascii="Times New Roman" w:hAnsi="Times New Roman"/>
           <w:sz w:val="28"/>
           <w:szCs w:val="28"/>
           <w:lang w:val="en-US"/>
@@ -100,6 +122,7 @@
     </w:p>
     <w:p>
       <w:pPr>
+        <w:pStyle w:val="Normal"/>
         <w:rPr>
           <w:rFonts w:ascii="Times New Roman" w:hAnsi="Times New Roman" w:cs="Times New Roman"/>
           <w:sz w:val="28"/>
@@ -107,9 +130,18 @@
           <w:lang w:val="en-US"/>
         </w:rPr>
       </w:pPr>
+      <w:r>
+        <w:rPr>
+          <w:rFonts w:cs="Times New Roman" w:ascii="Times New Roman" w:hAnsi="Times New Roman"/>
+          <w:sz w:val="28"/>
+          <w:szCs w:val="28"/>
+          <w:lang w:val="en-US"/>
+        </w:rPr>
+      </w:r>
     </w:p>
     <w:p>
       <w:pPr>
+        <w:pStyle w:val="Normal"/>
         <w:rPr>
           <w:rFonts w:ascii="Times New Roman" w:hAnsi="Times New Roman" w:cs="Times New Roman"/>
           <w:sz w:val="28"/>
@@ -119,7 +151,7 @@
       </w:pPr>
       <w:r>
         <w:rPr>
-          <w:rFonts w:ascii="Times New Roman" w:hAnsi="Times New Roman" w:cs="Times New Roman"/>
+          <w:rFonts w:cs="Times New Roman" w:ascii="Times New Roman" w:hAnsi="Times New Roman"/>
           <w:sz w:val="28"/>
           <w:szCs w:val="28"/>
           <w:lang w:val="en-US"/>
@@ -127,22 +159,164 @@
         <w:t>Based on the current state of the musicians shown, what does the film suggest about how Ghana, and the world, values its musical icons?</w:t>
       </w:r>
     </w:p>
+    <w:p>
+      <w:pPr>
+        <w:pStyle w:val="Normal"/>
+        <w:rPr>
+          <w:rFonts w:ascii="Times New Roman" w:hAnsi="Times New Roman" w:cs="Times New Roman"/>
+          <w:sz w:val="28"/>
+          <w:szCs w:val="28"/>
+          <w:lang w:val="en-US"/>
+        </w:rPr>
+      </w:pPr>
+      <w:r>
+        <w:rPr>
+          <w:rFonts w:cs="Times New Roman" w:ascii="Times New Roman" w:hAnsi="Times New Roman"/>
+          <w:sz w:val="28"/>
+          <w:szCs w:val="28"/>
+          <w:lang w:val="en-US"/>
+        </w:rPr>
+      </w:r>
+    </w:p>
+    <w:p>
+      <w:pPr>
+        <w:pStyle w:val="Normal"/>
+        <w:rPr>
+          <w:rFonts w:ascii="Times New Roman" w:hAnsi="Times New Roman" w:cs="Times New Roman"/>
+          <w:sz w:val="36"/>
+          <w:szCs w:val="36"/>
+          <w:lang w:val="en-US"/>
+        </w:rPr>
+      </w:pPr>
+      <w:r>
+        <w:rPr>
+          <w:rFonts w:cs="Times New Roman" w:ascii="Times New Roman" w:hAnsi="Times New Roman"/>
+          <w:sz w:val="36"/>
+          <w:szCs w:val="36"/>
+          <w:lang w:val="en-US"/>
+        </w:rPr>
+        <w:t>Highlife Music</w:t>
+      </w:r>
+    </w:p>
+    <w:p>
+      <w:pPr>
+        <w:pStyle w:val="Normal"/>
+        <w:rPr>
+          <w:rFonts w:ascii="Times New Roman" w:hAnsi="Times New Roman" w:cs="Times New Roman"/>
+          <w:sz w:val="28"/>
+          <w:szCs w:val="28"/>
+          <w:lang w:val="en-US"/>
+        </w:rPr>
+      </w:pPr>
+      <w:r>
+        <w:rPr>
+          <w:rFonts w:cs="Times New Roman" w:ascii="Times New Roman" w:hAnsi="Times New Roman"/>
+          <w:sz w:val="28"/>
+          <w:szCs w:val="28"/>
+          <w:lang w:val="en-US"/>
+        </w:rPr>
+        <w:t>A transcultural/syncretic popular dance music which datse back to the 1880s. It is syncretic in the way it incorporates ideas from different sources. The genre originated at the end of the nineteenth centry and has clearly been influenced by western music (van der Geest 1980: 146). Highlife was not coined unitl the 1920s its origins date to the late nineteenthh century English-speaking West African countries of Liberia, Sierra Leone, Ghana and Nigeria. The genre emerged as three distinct streams each dependenet on which particular western musical influence that was assimilated and utilized by African musicians who fused it with their own traditions.</w:t>
+      </w:r>
+    </w:p>
+    <w:p>
+      <w:pPr>
+        <w:pStyle w:val="Normal"/>
+        <w:rPr>
+          <w:rFonts w:ascii="Times New Roman" w:hAnsi="Times New Roman" w:cs="Times New Roman"/>
+          <w:sz w:val="28"/>
+          <w:szCs w:val="28"/>
+          <w:lang w:val="en-US"/>
+        </w:rPr>
+      </w:pPr>
+      <w:r>
+        <w:rPr>
+          <w:rFonts w:cs="Times New Roman" w:ascii="Times New Roman" w:hAnsi="Times New Roman"/>
+          <w:sz w:val="28"/>
+          <w:szCs w:val="28"/>
+          <w:lang w:val="en-US"/>
+        </w:rPr>
+        <w:t>The first is “Palm-Wine” highlife music. The name “Palm-Wine” is derived from the low-class dockside palm-wine bars where foreign and local sailors and dockers congregated to drink the fermented juice of the palm-tree. Coastal West African musicians created this genre by combining local stringd and percussion instruments, including the gombey frame-drums, with instruments of foreign sailors.</w:t>
+      </w:r>
+    </w:p>
+    <w:p>
+      <w:pPr>
+        <w:pStyle w:val="Normal"/>
+        <w:rPr>
+          <w:rFonts w:ascii="Times New Roman" w:hAnsi="Times New Roman" w:cs="Times New Roman"/>
+          <w:sz w:val="28"/>
+          <w:szCs w:val="28"/>
+          <w:lang w:val="en-US"/>
+        </w:rPr>
+      </w:pPr>
+      <w:r>
+        <w:rPr>
+          <w:rFonts w:cs="Times New Roman" w:ascii="Times New Roman" w:hAnsi="Times New Roman"/>
+          <w:sz w:val="28"/>
+          <w:szCs w:val="28"/>
+          <w:lang w:val="en-US"/>
+        </w:rPr>
+        <w:t>The next is Adaha highlife, whose influence draws from colonial military brass and fife/ band music. The genre was associated with the European forst dotted along the West African coast. The colonial military used local musicians to play military marches and music.</w:t>
+      </w:r>
+    </w:p>
+    <w:p>
+      <w:pPr>
+        <w:pStyle w:val="Normal"/>
+        <w:rPr>
+          <w:rFonts w:ascii="Times New Roman" w:hAnsi="Times New Roman" w:cs="Times New Roman"/>
+          <w:sz w:val="28"/>
+          <w:szCs w:val="28"/>
+          <w:lang w:val="en-US"/>
+        </w:rPr>
+      </w:pPr>
+      <w:r>
+        <w:rPr>
+          <w:rFonts w:cs="Times New Roman" w:ascii="Times New Roman" w:hAnsi="Times New Roman"/>
+          <w:sz w:val="28"/>
+          <w:szCs w:val="28"/>
+          <w:lang w:val="en-US"/>
+        </w:rPr>
+        <w:t>The final one is Dance-Band highlife of the Christanized black elite. Emerged from the pre-second Wordl War dance orchestras of the black coastal elite. The key feature of this genre were large symphonic-type ensembles which did not play European classical music, but rather European and American dances like waltzes, polkas, Afro-American ragtime and Latin-American ballroom music, tangos, sambas, rumbas, etc.</w:t>
+      </w:r>
+    </w:p>
+    <w:p>
+      <w:pPr>
+        <w:pStyle w:val="Normal"/>
+        <w:spacing w:before="0" w:after="160"/>
+        <w:rPr>
+          <w:rFonts w:ascii="Times New Roman" w:hAnsi="Times New Roman" w:cs="Times New Roman"/>
+          <w:sz w:val="28"/>
+          <w:szCs w:val="28"/>
+          <w:lang w:val="en-US"/>
+        </w:rPr>
+      </w:pPr>
+      <w:r>
+        <w:rPr>
+          <w:rFonts w:cs="Times New Roman" w:ascii="Times New Roman" w:hAnsi="Times New Roman"/>
+          <w:sz w:val="28"/>
+          <w:szCs w:val="28"/>
+          <w:lang w:val="en-US"/>
+        </w:rPr>
+      </w:r>
+    </w:p>
     <w:sectPr>
+      <w:type w:val="nextPage"/>
       <w:pgSz w:w="12240" w:h="15840"/>
-      <w:pgMar w:top="1440" w:right="1440" w:bottom="1440" w:left="1440" w:header="720" w:footer="720" w:gutter="0"/>
-      <w:cols w:space="720"/>
-      <w:docGrid w:linePitch="360"/>
+      <w:pgMar w:left="1440" w:right="1440" w:gutter="0" w:header="0" w:top="1440" w:footer="0" w:bottom="1440"/>
+      <w:pgNumType w:fmt="decimal"/>
+      <w:formProt w:val="false"/>
+      <w:textDirection w:val="lrTb"/>
+      <w:docGrid w:type="default" w:linePitch="360" w:charSpace="0"/>
     </w:sectPr>
   </w:body>
 </w:document>
 </file>
 
 <file path=word/styles.xml><?xml version="1.0" encoding="utf-8"?>
-<w:styles xmlns:mc="http://schemas.openxmlformats.org/markup-compatibility/2006" xmlns:r="http://schemas.openxmlformats.org/officeDocument/2006/relationships" xmlns:w="http://schemas.openxmlformats.org/wordprocessingml/2006/main" xmlns:w14="http://schemas.microsoft.com/office/word/2010/wordml" xmlns:w15="http://schemas.microsoft.com/office/word/2012/wordml" xmlns:w16cex="http://schemas.microsoft.com/office/word/2018/wordml/cex" xmlns:w16cid="http://schemas.microsoft.com/office/word/2016/wordml/cid" xmlns:w16="http://schemas.microsoft.com/office/word/2018/wordml" xmlns:w16du="http://schemas.microsoft.com/office/word/2023/wordml/word16du" xmlns:w16sdtdh="http://schemas.microsoft.com/office/word/2020/wordml/sdtdatahash" xmlns:w16sdtfl="http://schemas.microsoft.com/office/word/2024/wordml/sdtformatlock" xmlns:w16se="http://schemas.microsoft.com/office/word/2015/wordml/symex" mc:Ignorable="w14 w15 w16se w16cid w16 w16cex w16sdtdh w16sdtfl w16du">
+<w:styles xmlns:w="http://schemas.openxmlformats.org/wordprocessingml/2006/main" xmlns:w14="http://schemas.microsoft.com/office/word/2010/wordml" xmlns:mc="http://schemas.openxmlformats.org/markup-compatibility/2006" mc:Ignorable="w14">
   <w:docDefaults>
     <w:rPrDefault>
       <w:rPr>
-        <w:rFonts w:asciiTheme="minorHAnsi" w:eastAsiaTheme="minorHAnsi" w:hAnsiTheme="minorHAnsi" w:cstheme="minorBidi"/>
+        <w:rFonts w:ascii="Aptos" w:hAnsi="Aptos" w:eastAsia="Aptos" w:cs="" w:asciiTheme="minorHAnsi" w:cstheme="minorBidi" w:eastAsiaTheme="minorHAnsi" w:hAnsiTheme="minorHAnsi"/>
         <w:kern w:val="2"/>
         <w:sz w:val="22"/>
         <w:szCs w:val="22"/>
@@ -152,21 +326,21 @@
     </w:rPrDefault>
     <w:pPrDefault>
       <w:pPr>
-        <w:spacing w:after="160" w:line="259" w:lineRule="auto"/>
+        <w:suppressAutoHyphens w:val="true"/>
       </w:pPr>
     </w:pPrDefault>
   </w:docDefaults>
   <w:latentStyles w:defLockedState="0" w:defUIPriority="99" w:defSemiHidden="0" w:defUnhideWhenUsed="0" w:defQFormat="0" w:count="376">
     <w:lsdException w:name="Normal" w:uiPriority="0" w:qFormat="1"/>
     <w:lsdException w:name="heading 1" w:uiPriority="9" w:qFormat="1"/>
-    <w:lsdException w:name="heading 2" w:semiHidden="1" w:uiPriority="9" w:unhideWhenUsed="1" w:qFormat="1"/>
-    <w:lsdException w:name="heading 3" w:semiHidden="1" w:uiPriority="9" w:unhideWhenUsed="1" w:qFormat="1"/>
-    <w:lsdException w:name="heading 4" w:semiHidden="1" w:uiPriority="9" w:unhideWhenUsed="1" w:qFormat="1"/>
-    <w:lsdException w:name="heading 5" w:semiHidden="1" w:uiPriority="9" w:unhideWhenUsed="1" w:qFormat="1"/>
-    <w:lsdException w:name="heading 6" w:semiHidden="1" w:uiPriority="9" w:unhideWhenUsed="1" w:qFormat="1"/>
-    <w:lsdException w:name="heading 7" w:semiHidden="1" w:uiPriority="9" w:unhideWhenUsed="1" w:qFormat="1"/>
-    <w:lsdException w:name="heading 8" w:semiHidden="1" w:uiPriority="9" w:unhideWhenUsed="1" w:qFormat="1"/>
-    <w:lsdException w:name="heading 9" w:semiHidden="1" w:uiPriority="9" w:unhideWhenUsed="1" w:qFormat="1"/>
+    <w:lsdException w:name="heading 2" w:uiPriority="9" w:semiHidden="1" w:unhideWhenUsed="1" w:qFormat="1"/>
+    <w:lsdException w:name="heading 3" w:uiPriority="9" w:semiHidden="1" w:unhideWhenUsed="1" w:qFormat="1"/>
+    <w:lsdException w:name="heading 4" w:uiPriority="9" w:semiHidden="1" w:unhideWhenUsed="1" w:qFormat="1"/>
+    <w:lsdException w:name="heading 5" w:uiPriority="9" w:semiHidden="1" w:unhideWhenUsed="1" w:qFormat="1"/>
+    <w:lsdException w:name="heading 6" w:uiPriority="9" w:semiHidden="1" w:unhideWhenUsed="1" w:qFormat="1"/>
+    <w:lsdException w:name="heading 7" w:uiPriority="9" w:semiHidden="1" w:unhideWhenUsed="1" w:qFormat="1"/>
+    <w:lsdException w:name="heading 8" w:uiPriority="9" w:semiHidden="1" w:unhideWhenUsed="1" w:qFormat="1"/>
+    <w:lsdException w:name="heading 9" w:uiPriority="9" w:semiHidden="1" w:unhideWhenUsed="1" w:qFormat="1"/>
     <w:lsdException w:name="index 1" w:semiHidden="1" w:unhideWhenUsed="1"/>
     <w:lsdException w:name="index 2" w:semiHidden="1" w:unhideWhenUsed="1"/>
     <w:lsdException w:name="index 3" w:semiHidden="1" w:unhideWhenUsed="1"/>
@@ -176,22 +350,22 @@
     <w:lsdException w:name="index 7" w:semiHidden="1" w:unhideWhenUsed="1"/>
     <w:lsdException w:name="index 8" w:semiHidden="1" w:unhideWhenUsed="1"/>
     <w:lsdException w:name="index 9" w:semiHidden="1" w:unhideWhenUsed="1"/>
-    <w:lsdException w:name="toc 1" w:semiHidden="1" w:uiPriority="39" w:unhideWhenUsed="1"/>
-    <w:lsdException w:name="toc 2" w:semiHidden="1" w:uiPriority="39" w:unhideWhenUsed="1"/>
-    <w:lsdException w:name="toc 3" w:semiHidden="1" w:uiPriority="39" w:unhideWhenUsed="1"/>
-    <w:lsdException w:name="toc 4" w:semiHidden="1" w:uiPriority="39" w:unhideWhenUsed="1"/>
-    <w:lsdException w:name="toc 5" w:semiHidden="1" w:uiPriority="39" w:unhideWhenUsed="1"/>
-    <w:lsdException w:name="toc 6" w:semiHidden="1" w:uiPriority="39" w:unhideWhenUsed="1"/>
-    <w:lsdException w:name="toc 7" w:semiHidden="1" w:uiPriority="39" w:unhideWhenUsed="1"/>
-    <w:lsdException w:name="toc 8" w:semiHidden="1" w:uiPriority="39" w:unhideWhenUsed="1"/>
-    <w:lsdException w:name="toc 9" w:semiHidden="1" w:uiPriority="39" w:unhideWhenUsed="1"/>
+    <w:lsdException w:name="toc 1" w:uiPriority="39" w:semiHidden="1" w:unhideWhenUsed="1"/>
+    <w:lsdException w:name="toc 2" w:uiPriority="39" w:semiHidden="1" w:unhideWhenUsed="1"/>
+    <w:lsdException w:name="toc 3" w:uiPriority="39" w:semiHidden="1" w:unhideWhenUsed="1"/>
+    <w:lsdException w:name="toc 4" w:uiPriority="39" w:semiHidden="1" w:unhideWhenUsed="1"/>
+    <w:lsdException w:name="toc 5" w:uiPriority="39" w:semiHidden="1" w:unhideWhenUsed="1"/>
+    <w:lsdException w:name="toc 6" w:uiPriority="39" w:semiHidden="1" w:unhideWhenUsed="1"/>
+    <w:lsdException w:name="toc 7" w:uiPriority="39" w:semiHidden="1" w:unhideWhenUsed="1"/>
+    <w:lsdException w:name="toc 8" w:uiPriority="39" w:semiHidden="1" w:unhideWhenUsed="1"/>
+    <w:lsdException w:name="toc 9" w:uiPriority="39" w:semiHidden="1" w:unhideWhenUsed="1"/>
     <w:lsdException w:name="Normal Indent" w:semiHidden="1" w:unhideWhenUsed="1"/>
     <w:lsdException w:name="footnote text" w:semiHidden="1" w:unhideWhenUsed="1"/>
     <w:lsdException w:name="annotation text" w:semiHidden="1" w:unhideWhenUsed="1"/>
     <w:lsdException w:name="header" w:semiHidden="1" w:unhideWhenUsed="1"/>
     <w:lsdException w:name="footer" w:semiHidden="1" w:unhideWhenUsed="1"/>
     <w:lsdException w:name="index heading" w:semiHidden="1" w:unhideWhenUsed="1"/>
-    <w:lsdException w:name="caption" w:semiHidden="1" w:uiPriority="35" w:unhideWhenUsed="1" w:qFormat="1"/>
+    <w:lsdException w:name="caption" w:uiPriority="35" w:semiHidden="1" w:unhideWhenUsed="1" w:qFormat="1"/>
     <w:lsdException w:name="table of figures" w:semiHidden="1" w:unhideWhenUsed="1"/>
     <w:lsdException w:name="envelope address" w:semiHidden="1" w:unhideWhenUsed="1"/>
     <w:lsdException w:name="envelope return" w:semiHidden="1" w:unhideWhenUsed="1"/>
@@ -222,7 +396,7 @@
     <w:lsdException w:name="Title" w:uiPriority="10" w:qFormat="1"/>
     <w:lsdException w:name="Closing" w:semiHidden="1" w:unhideWhenUsed="1"/>
     <w:lsdException w:name="Signature" w:semiHidden="1" w:unhideWhenUsed="1"/>
-    <w:lsdException w:name="Default Paragraph Font" w:semiHidden="1" w:uiPriority="1" w:unhideWhenUsed="1"/>
+    <w:lsdException w:name="Default Paragraph Font" w:uiPriority="1" w:semiHidden="1" w:unhideWhenUsed="1"/>
     <w:lsdException w:name="Body Text" w:semiHidden="1" w:unhideWhenUsed="1"/>
     <w:lsdException w:name="Body Text Indent" w:semiHidden="1" w:unhideWhenUsed="1"/>
     <w:lsdException w:name="List Continue" w:semiHidden="1" w:unhideWhenUsed="1"/>
@@ -422,8 +596,8 @@
     <w:lsdException w:name="Subtle Reference" w:uiPriority="31" w:qFormat="1"/>
     <w:lsdException w:name="Intense Reference" w:uiPriority="32" w:qFormat="1"/>
     <w:lsdException w:name="Book Title" w:uiPriority="33" w:qFormat="1"/>
-    <w:lsdException w:name="Bibliography" w:semiHidden="1" w:uiPriority="37" w:unhideWhenUsed="1"/>
-    <w:lsdException w:name="TOC Heading" w:semiHidden="1" w:uiPriority="39" w:unhideWhenUsed="1" w:qFormat="1"/>
+    <w:lsdException w:name="Bibliography" w:uiPriority="37" w:semiHidden="1" w:unhideWhenUsed="1"/>
+    <w:lsdException w:name="TOC Heading" w:uiPriority="39" w:semiHidden="1" w:unhideWhenUsed="1" w:qFormat="1"/>
     <w:lsdException w:name="Plain Table 1" w:uiPriority="41"/>
     <w:lsdException w:name="Plain Table 2" w:uiPriority="42"/>
     <w:lsdException w:name="Plain Table 3" w:uiPriority="43"/>
@@ -534,11 +708,23 @@
     <w:lsdException w:name="Unresolved Mention" w:semiHidden="1" w:unhideWhenUsed="1"/>
     <w:lsdException w:name="Smart Link" w:semiHidden="1" w:unhideWhenUsed="1"/>
   </w:latentStyles>
-  <w:style w:type="paragraph" w:default="1" w:styleId="Normal">
+  <w:style w:type="paragraph" w:styleId="Normal" w:default="1">
     <w:name w:val="Normal"/>
     <w:qFormat/>
-    <w:rPr>
-      <w:lang w:val="en-GB"/>
+    <w:pPr>
+      <w:widowControl/>
+      <w:bidi w:val="0"/>
+      <w:spacing w:lineRule="auto" w:line="259" w:before="0" w:after="160"/>
+      <w:jc w:val="start"/>
+    </w:pPr>
+    <w:rPr>
+      <w:rFonts w:ascii="Aptos" w:hAnsi="Aptos" w:eastAsia="Aptos" w:cs="" w:asciiTheme="minorHAnsi" w:cstheme="minorBidi" w:eastAsiaTheme="minorHAnsi" w:hAnsiTheme="minorHAnsi"/>
+      <w:color w:val="auto"/>
+      <w:kern w:val="2"/>
+      <w:sz w:val="22"/>
+      <w:szCs w:val="22"/>
+      <w:lang w:val="en-GB" w:eastAsia="en-US" w:bidi="ar-SA"/>
+      <w14:ligatures w14:val="standardContextual"/>
     </w:rPr>
   </w:style>
   <w:style w:type="paragraph" w:styleId="Heading1">
@@ -550,14 +736,14 @@
     <w:qFormat/>
     <w:rsid w:val="00034826"/>
     <w:pPr>
-      <w:keepNext/>
+      <w:keepNext w:val="true"/>
       <w:keepLines/>
       <w:spacing w:before="360" w:after="80"/>
       <w:outlineLvl w:val="0"/>
     </w:pPr>
     <w:rPr>
-      <w:rFonts w:asciiTheme="majorHAnsi" w:eastAsiaTheme="majorEastAsia" w:hAnsiTheme="majorHAnsi" w:cstheme="majorBidi"/>
-      <w:color w:val="0F4761" w:themeColor="accent1" w:themeShade="BF"/>
+      <w:rFonts w:ascii="Aptos Display" w:hAnsi="Aptos Display" w:eastAsia="" w:cs="" w:asciiTheme="majorHAnsi" w:cstheme="majorBidi" w:eastAsiaTheme="majorEastAsia" w:hAnsiTheme="majorHAnsi"/>
+      <w:color w:themeColor="accent1" w:themeShade="bf" w:val="0F4761"/>
       <w:sz w:val="40"/>
       <w:szCs w:val="40"/>
     </w:rPr>
@@ -573,14 +759,14 @@
     <w:qFormat/>
     <w:rsid w:val="00034826"/>
     <w:pPr>
-      <w:keepNext/>
+      <w:keepNext w:val="true"/>
       <w:keepLines/>
       <w:spacing w:before="160" w:after="80"/>
       <w:outlineLvl w:val="1"/>
     </w:pPr>
     <w:rPr>
-      <w:rFonts w:asciiTheme="majorHAnsi" w:eastAsiaTheme="majorEastAsia" w:hAnsiTheme="majorHAnsi" w:cstheme="majorBidi"/>
-      <w:color w:val="0F4761" w:themeColor="accent1" w:themeShade="BF"/>
+      <w:rFonts w:ascii="Aptos Display" w:hAnsi="Aptos Display" w:eastAsia="" w:cs="" w:asciiTheme="majorHAnsi" w:cstheme="majorBidi" w:eastAsiaTheme="majorEastAsia" w:hAnsiTheme="majorHAnsi"/>
+      <w:color w:themeColor="accent1" w:themeShade="bf" w:val="0F4761"/>
       <w:sz w:val="32"/>
       <w:szCs w:val="32"/>
     </w:rPr>
@@ -596,14 +782,14 @@
     <w:qFormat/>
     <w:rsid w:val="00034826"/>
     <w:pPr>
-      <w:keepNext/>
+      <w:keepNext w:val="true"/>
       <w:keepLines/>
       <w:spacing w:before="160" w:after="80"/>
       <w:outlineLvl w:val="2"/>
     </w:pPr>
     <w:rPr>
-      <w:rFonts w:eastAsiaTheme="majorEastAsia" w:cstheme="majorBidi"/>
-      <w:color w:val="0F4761" w:themeColor="accent1" w:themeShade="BF"/>
+      <w:rFonts w:eastAsia="" w:cs="" w:cstheme="majorBidi" w:eastAsiaTheme="majorEastAsia"/>
+      <w:color w:themeColor="accent1" w:themeShade="bf" w:val="0F4761"/>
       <w:sz w:val="28"/>
       <w:szCs w:val="28"/>
     </w:rPr>
@@ -619,16 +805,16 @@
     <w:qFormat/>
     <w:rsid w:val="00034826"/>
     <w:pPr>
-      <w:keepNext/>
+      <w:keepNext w:val="true"/>
       <w:keepLines/>
       <w:spacing w:before="80" w:after="40"/>
       <w:outlineLvl w:val="3"/>
     </w:pPr>
     <w:rPr>
-      <w:rFonts w:eastAsiaTheme="majorEastAsia" w:cstheme="majorBidi"/>
+      <w:rFonts w:eastAsia="" w:cs="" w:cstheme="majorBidi" w:eastAsiaTheme="majorEastAsia"/>
       <w:i/>
       <w:iCs/>
-      <w:color w:val="0F4761" w:themeColor="accent1" w:themeShade="BF"/>
+      <w:color w:themeColor="accent1" w:themeShade="bf" w:val="0F4761"/>
     </w:rPr>
   </w:style>
   <w:style w:type="paragraph" w:styleId="Heading5">
@@ -642,14 +828,14 @@
     <w:qFormat/>
     <w:rsid w:val="00034826"/>
     <w:pPr>
-      <w:keepNext/>
+      <w:keepNext w:val="true"/>
       <w:keepLines/>
       <w:spacing w:before="80" w:after="40"/>
       <w:outlineLvl w:val="4"/>
     </w:pPr>
     <w:rPr>
-      <w:rFonts w:eastAsiaTheme="majorEastAsia" w:cstheme="majorBidi"/>
-      <w:color w:val="0F4761" w:themeColor="accent1" w:themeShade="BF"/>
+      <w:rFonts w:eastAsia="" w:cs="" w:cstheme="majorBidi" w:eastAsiaTheme="majorEastAsia"/>
+      <w:color w:themeColor="accent1" w:themeShade="bf" w:val="0F4761"/>
     </w:rPr>
   </w:style>
   <w:style w:type="paragraph" w:styleId="Heading6">
@@ -663,16 +849,16 @@
     <w:qFormat/>
     <w:rsid w:val="00034826"/>
     <w:pPr>
-      <w:keepNext/>
+      <w:keepNext w:val="true"/>
       <w:keepLines/>
       <w:spacing w:before="40" w:after="0"/>
       <w:outlineLvl w:val="5"/>
     </w:pPr>
     <w:rPr>
-      <w:rFonts w:eastAsiaTheme="majorEastAsia" w:cstheme="majorBidi"/>
+      <w:rFonts w:eastAsia="" w:cs="" w:cstheme="majorBidi" w:eastAsiaTheme="majorEastAsia"/>
       <w:i/>
       <w:iCs/>
-      <w:color w:val="595959" w:themeColor="text1" w:themeTint="A6"/>
+      <w:color w:themeColor="text1" w:themeTint="a6" w:val="595959"/>
     </w:rPr>
   </w:style>
   <w:style w:type="paragraph" w:styleId="Heading7">
@@ -686,14 +872,14 @@
     <w:qFormat/>
     <w:rsid w:val="00034826"/>
     <w:pPr>
-      <w:keepNext/>
+      <w:keepNext w:val="true"/>
       <w:keepLines/>
       <w:spacing w:before="40" w:after="0"/>
       <w:outlineLvl w:val="6"/>
     </w:pPr>
     <w:rPr>
-      <w:rFonts w:eastAsiaTheme="majorEastAsia" w:cstheme="majorBidi"/>
-      <w:color w:val="595959" w:themeColor="text1" w:themeTint="A6"/>
+      <w:rFonts w:eastAsia="" w:cs="" w:cstheme="majorBidi" w:eastAsiaTheme="majorEastAsia"/>
+      <w:color w:themeColor="text1" w:themeTint="a6" w:val="595959"/>
     </w:rPr>
   </w:style>
   <w:style w:type="paragraph" w:styleId="Heading8">
@@ -707,16 +893,16 @@
     <w:qFormat/>
     <w:rsid w:val="00034826"/>
     <w:pPr>
-      <w:keepNext/>
+      <w:keepNext w:val="true"/>
       <w:keepLines/>
-      <w:spacing w:after="0"/>
+      <w:spacing w:before="0" w:after="0"/>
       <w:outlineLvl w:val="7"/>
     </w:pPr>
     <w:rPr>
-      <w:rFonts w:eastAsiaTheme="majorEastAsia" w:cstheme="majorBidi"/>
+      <w:rFonts w:eastAsia="" w:cs="" w:cstheme="majorBidi" w:eastAsiaTheme="majorEastAsia"/>
       <w:i/>
       <w:iCs/>
-      <w:color w:val="272727" w:themeColor="text1" w:themeTint="D8"/>
+      <w:color w:themeColor="text1" w:themeTint="d8" w:val="272727"/>
     </w:rPr>
   </w:style>
   <w:style w:type="paragraph" w:styleId="Heading9">
@@ -730,21 +916,397 @@
     <w:qFormat/>
     <w:rsid w:val="00034826"/>
     <w:pPr>
-      <w:keepNext/>
+      <w:keepNext w:val="true"/>
       <w:keepLines/>
-      <w:spacing w:after="0"/>
+      <w:spacing w:before="0" w:after="0"/>
       <w:outlineLvl w:val="8"/>
     </w:pPr>
     <w:rPr>
-      <w:rFonts w:eastAsiaTheme="majorEastAsia" w:cstheme="majorBidi"/>
-      <w:color w:val="272727" w:themeColor="text1" w:themeTint="D8"/>
-    </w:rPr>
-  </w:style>
-  <w:style w:type="character" w:default="1" w:styleId="DefaultParagraphFont">
+      <w:rFonts w:eastAsia="" w:cs="" w:cstheme="majorBidi" w:eastAsiaTheme="majorEastAsia"/>
+      <w:color w:themeColor="text1" w:themeTint="d8" w:val="272727"/>
+    </w:rPr>
+  </w:style>
+  <w:style w:type="character" w:styleId="DefaultParagraphFont" w:default="1">
     <w:name w:val="Default Paragraph Font"/>
     <w:uiPriority w:val="1"/>
     <w:semiHidden/>
     <w:unhideWhenUsed/>
+    <w:qFormat/>
+    <w:rPr/>
+  </w:style>
+  <w:style w:type="character" w:styleId="Heading1Char" w:customStyle="1">
+    <w:name w:val="Heading 1 Char"/>
+    <w:basedOn w:val="DefaultParagraphFont"/>
+    <w:link w:val="Heading1"/>
+    <w:uiPriority w:val="9"/>
+    <w:qFormat/>
+    <w:rsid w:val="00034826"/>
+    <w:rPr>
+      <w:rFonts w:ascii="Aptos Display" w:hAnsi="Aptos Display" w:eastAsia="" w:cs="" w:asciiTheme="majorHAnsi" w:cstheme="majorBidi" w:eastAsiaTheme="majorEastAsia" w:hAnsiTheme="majorHAnsi"/>
+      <w:color w:themeColor="accent1" w:themeShade="bf" w:val="0F4761"/>
+      <w:sz w:val="40"/>
+      <w:szCs w:val="40"/>
+      <w:lang w:val="en-GB"/>
+    </w:rPr>
+  </w:style>
+  <w:style w:type="character" w:styleId="Heading2Char" w:customStyle="1">
+    <w:name w:val="Heading 2 Char"/>
+    <w:basedOn w:val="DefaultParagraphFont"/>
+    <w:link w:val="Heading2"/>
+    <w:uiPriority w:val="9"/>
+    <w:semiHidden/>
+    <w:qFormat/>
+    <w:rsid w:val="00034826"/>
+    <w:rPr>
+      <w:rFonts w:ascii="Aptos Display" w:hAnsi="Aptos Display" w:eastAsia="" w:cs="" w:asciiTheme="majorHAnsi" w:cstheme="majorBidi" w:eastAsiaTheme="majorEastAsia" w:hAnsiTheme="majorHAnsi"/>
+      <w:color w:themeColor="accent1" w:themeShade="bf" w:val="0F4761"/>
+      <w:sz w:val="32"/>
+      <w:szCs w:val="32"/>
+      <w:lang w:val="en-GB"/>
+    </w:rPr>
+  </w:style>
+  <w:style w:type="character" w:styleId="Heading3Char" w:customStyle="1">
+    <w:name w:val="Heading 3 Char"/>
+    <w:basedOn w:val="DefaultParagraphFont"/>
+    <w:link w:val="Heading3"/>
+    <w:uiPriority w:val="9"/>
+    <w:semiHidden/>
+    <w:qFormat/>
+    <w:rsid w:val="00034826"/>
+    <w:rPr>
+      <w:rFonts w:eastAsia="" w:cs="" w:cstheme="majorBidi" w:eastAsiaTheme="majorEastAsia"/>
+      <w:color w:themeColor="accent1" w:themeShade="bf" w:val="0F4761"/>
+      <w:sz w:val="28"/>
+      <w:szCs w:val="28"/>
+      <w:lang w:val="en-GB"/>
+    </w:rPr>
+  </w:style>
+  <w:style w:type="character" w:styleId="Heading4Char" w:customStyle="1">
+    <w:name w:val="Heading 4 Char"/>
+    <w:basedOn w:val="DefaultParagraphFont"/>
+    <w:link w:val="Heading4"/>
+    <w:uiPriority w:val="9"/>
+    <w:semiHidden/>
+    <w:qFormat/>
+    <w:rsid w:val="00034826"/>
+    <w:rPr>
+      <w:rFonts w:eastAsia="" w:cs="" w:cstheme="majorBidi" w:eastAsiaTheme="majorEastAsia"/>
+      <w:i/>
+      <w:iCs/>
+      <w:color w:themeColor="accent1" w:themeShade="bf" w:val="0F4761"/>
+      <w:lang w:val="en-GB"/>
+    </w:rPr>
+  </w:style>
+  <w:style w:type="character" w:styleId="Heading5Char" w:customStyle="1">
+    <w:name w:val="Heading 5 Char"/>
+    <w:basedOn w:val="DefaultParagraphFont"/>
+    <w:link w:val="Heading5"/>
+    <w:uiPriority w:val="9"/>
+    <w:semiHidden/>
+    <w:qFormat/>
+    <w:rsid w:val="00034826"/>
+    <w:rPr>
+      <w:rFonts w:eastAsia="" w:cs="" w:cstheme="majorBidi" w:eastAsiaTheme="majorEastAsia"/>
+      <w:color w:themeColor="accent1" w:themeShade="bf" w:val="0F4761"/>
+      <w:lang w:val="en-GB"/>
+    </w:rPr>
+  </w:style>
+  <w:style w:type="character" w:styleId="Heading6Char" w:customStyle="1">
+    <w:name w:val="Heading 6 Char"/>
+    <w:basedOn w:val="DefaultParagraphFont"/>
+    <w:link w:val="Heading6"/>
+    <w:uiPriority w:val="9"/>
+    <w:semiHidden/>
+    <w:qFormat/>
+    <w:rsid w:val="00034826"/>
+    <w:rPr>
+      <w:rFonts w:eastAsia="" w:cs="" w:cstheme="majorBidi" w:eastAsiaTheme="majorEastAsia"/>
+      <w:i/>
+      <w:iCs/>
+      <w:color w:themeColor="text1" w:themeTint="a6" w:val="595959"/>
+      <w:lang w:val="en-GB"/>
+    </w:rPr>
+  </w:style>
+  <w:style w:type="character" w:styleId="Heading7Char" w:customStyle="1">
+    <w:name w:val="Heading 7 Char"/>
+    <w:basedOn w:val="DefaultParagraphFont"/>
+    <w:link w:val="Heading7"/>
+    <w:uiPriority w:val="9"/>
+    <w:semiHidden/>
+    <w:qFormat/>
+    <w:rsid w:val="00034826"/>
+    <w:rPr>
+      <w:rFonts w:eastAsia="" w:cs="" w:cstheme="majorBidi" w:eastAsiaTheme="majorEastAsia"/>
+      <w:color w:themeColor="text1" w:themeTint="a6" w:val="595959"/>
+      <w:lang w:val="en-GB"/>
+    </w:rPr>
+  </w:style>
+  <w:style w:type="character" w:styleId="Heading8Char" w:customStyle="1">
+    <w:name w:val="Heading 8 Char"/>
+    <w:basedOn w:val="DefaultParagraphFont"/>
+    <w:link w:val="Heading8"/>
+    <w:uiPriority w:val="9"/>
+    <w:semiHidden/>
+    <w:qFormat/>
+    <w:rsid w:val="00034826"/>
+    <w:rPr>
+      <w:rFonts w:eastAsia="" w:cs="" w:cstheme="majorBidi" w:eastAsiaTheme="majorEastAsia"/>
+      <w:i/>
+      <w:iCs/>
+      <w:color w:themeColor="text1" w:themeTint="d8" w:val="272727"/>
+      <w:lang w:val="en-GB"/>
+    </w:rPr>
+  </w:style>
+  <w:style w:type="character" w:styleId="Heading9Char" w:customStyle="1">
+    <w:name w:val="Heading 9 Char"/>
+    <w:basedOn w:val="DefaultParagraphFont"/>
+    <w:link w:val="Heading9"/>
+    <w:uiPriority w:val="9"/>
+    <w:semiHidden/>
+    <w:qFormat/>
+    <w:rsid w:val="00034826"/>
+    <w:rPr>
+      <w:rFonts w:eastAsia="" w:cs="" w:cstheme="majorBidi" w:eastAsiaTheme="majorEastAsia"/>
+      <w:color w:themeColor="text1" w:themeTint="d8" w:val="272727"/>
+      <w:lang w:val="en-GB"/>
+    </w:rPr>
+  </w:style>
+  <w:style w:type="character" w:styleId="TitleChar" w:customStyle="1">
+    <w:name w:val="Title Char"/>
+    <w:basedOn w:val="DefaultParagraphFont"/>
+    <w:link w:val="Title"/>
+    <w:uiPriority w:val="10"/>
+    <w:qFormat/>
+    <w:rsid w:val="00034826"/>
+    <w:rPr>
+      <w:rFonts w:ascii="Aptos Display" w:hAnsi="Aptos Display" w:eastAsia="" w:cs="" w:asciiTheme="majorHAnsi" w:cstheme="majorBidi" w:eastAsiaTheme="majorEastAsia" w:hAnsiTheme="majorHAnsi"/>
+      <w:spacing w:val="-10"/>
+      <w:kern w:val="2"/>
+      <w:sz w:val="56"/>
+      <w:szCs w:val="56"/>
+      <w:lang w:val="en-GB"/>
+    </w:rPr>
+  </w:style>
+  <w:style w:type="character" w:styleId="SubtitleChar" w:customStyle="1">
+    <w:name w:val="Subtitle Char"/>
+    <w:basedOn w:val="DefaultParagraphFont"/>
+    <w:link w:val="Subtitle"/>
+    <w:uiPriority w:val="11"/>
+    <w:qFormat/>
+    <w:rsid w:val="00034826"/>
+    <w:rPr>
+      <w:rFonts w:eastAsia="" w:cs="" w:cstheme="majorBidi" w:eastAsiaTheme="majorEastAsia"/>
+      <w:color w:themeColor="text1" w:themeTint="a6" w:val="595959"/>
+      <w:spacing w:val="15"/>
+      <w:sz w:val="28"/>
+      <w:szCs w:val="28"/>
+      <w:lang w:val="en-GB"/>
+    </w:rPr>
+  </w:style>
+  <w:style w:type="character" w:styleId="QuoteChar" w:customStyle="1">
+    <w:name w:val="Quote Char"/>
+    <w:basedOn w:val="DefaultParagraphFont"/>
+    <w:link w:val="Quote"/>
+    <w:uiPriority w:val="29"/>
+    <w:qFormat/>
+    <w:rsid w:val="00034826"/>
+    <w:rPr>
+      <w:i/>
+      <w:iCs/>
+      <w:color w:themeColor="text1" w:themeTint="bf" w:val="404040"/>
+      <w:lang w:val="en-GB"/>
+    </w:rPr>
+  </w:style>
+  <w:style w:type="character" w:styleId="IntenseEmphasis">
+    <w:name w:val="Intense Emphasis"/>
+    <w:basedOn w:val="DefaultParagraphFont"/>
+    <w:uiPriority w:val="21"/>
+    <w:qFormat/>
+    <w:rsid w:val="00034826"/>
+    <w:rPr>
+      <w:i/>
+      <w:iCs/>
+      <w:color w:themeColor="accent1" w:themeShade="bf" w:val="0F4761"/>
+    </w:rPr>
+  </w:style>
+  <w:style w:type="character" w:styleId="IntenseQuoteChar" w:customStyle="1">
+    <w:name w:val="Intense Quote Char"/>
+    <w:basedOn w:val="DefaultParagraphFont"/>
+    <w:link w:val="IntenseQuote"/>
+    <w:uiPriority w:val="30"/>
+    <w:qFormat/>
+    <w:rsid w:val="00034826"/>
+    <w:rPr>
+      <w:i/>
+      <w:iCs/>
+      <w:color w:themeColor="accent1" w:themeShade="bf" w:val="0F4761"/>
+      <w:lang w:val="en-GB"/>
+    </w:rPr>
+  </w:style>
+  <w:style w:type="character" w:styleId="IntenseReference">
+    <w:name w:val="Intense Reference"/>
+    <w:basedOn w:val="DefaultParagraphFont"/>
+    <w:uiPriority w:val="32"/>
+    <w:qFormat/>
+    <w:rsid w:val="00034826"/>
+    <w:rPr>
+      <w:b/>
+      <w:bCs/>
+      <w:smallCaps/>
+      <w:color w:themeColor="accent1" w:themeShade="bf" w:val="0F4761"/>
+      <w:spacing w:val="5"/>
+    </w:rPr>
+  </w:style>
+  <w:style w:type="paragraph" w:styleId="Heading">
+    <w:name w:val="Heading"/>
+    <w:basedOn w:val="Normal"/>
+    <w:next w:val="BodyText"/>
+    <w:qFormat/>
+    <w:pPr>
+      <w:keepNext w:val="true"/>
+      <w:spacing w:before="240" w:after="120"/>
+    </w:pPr>
+    <w:rPr>
+      <w:rFonts w:ascii="Liberation Sans" w:hAnsi="Liberation Sans" w:eastAsia="Noto Sans" w:cs="Noto Sans"/>
+      <w:sz w:val="28"/>
+      <w:szCs w:val="28"/>
+    </w:rPr>
+  </w:style>
+  <w:style w:type="paragraph" w:styleId="BodyText">
+    <w:name w:val="Body Text"/>
+    <w:basedOn w:val="Normal"/>
+    <w:pPr>
+      <w:spacing w:lineRule="auto" w:line="276" w:before="0" w:after="140"/>
+    </w:pPr>
+    <w:rPr/>
+  </w:style>
+  <w:style w:type="paragraph" w:styleId="List">
+    <w:name w:val="List"/>
+    <w:basedOn w:val="BodyText"/>
+    <w:pPr/>
+    <w:rPr/>
+  </w:style>
+  <w:style w:type="paragraph" w:styleId="Caption">
+    <w:name w:val="caption"/>
+    <w:basedOn w:val="Normal"/>
+    <w:qFormat/>
+    <w:pPr>
+      <w:suppressLineNumbers/>
+      <w:spacing w:before="120" w:after="120"/>
+    </w:pPr>
+    <w:rPr>
+      <w:i/>
+      <w:iCs/>
+      <w:sz w:val="24"/>
+      <w:szCs w:val="24"/>
+    </w:rPr>
+  </w:style>
+  <w:style w:type="paragraph" w:styleId="Index">
+    <w:name w:val="Index"/>
+    <w:basedOn w:val="Normal"/>
+    <w:qFormat/>
+    <w:pPr>
+      <w:suppressLineNumbers/>
+    </w:pPr>
+    <w:rPr/>
+  </w:style>
+  <w:style w:type="paragraph" w:styleId="Title">
+    <w:name w:val="Title"/>
+    <w:basedOn w:val="Normal"/>
+    <w:next w:val="Normal"/>
+    <w:link w:val="TitleChar"/>
+    <w:uiPriority w:val="10"/>
+    <w:qFormat/>
+    <w:rsid w:val="00034826"/>
+    <w:pPr>
+      <w:spacing w:lineRule="auto" w:line="240" w:before="0" w:after="80"/>
+      <w:contextualSpacing/>
+    </w:pPr>
+    <w:rPr>
+      <w:rFonts w:ascii="Aptos Display" w:hAnsi="Aptos Display" w:eastAsia="" w:cs="" w:asciiTheme="majorHAnsi" w:cstheme="majorBidi" w:eastAsiaTheme="majorEastAsia" w:hAnsiTheme="majorHAnsi"/>
+      <w:spacing w:val="-10"/>
+      <w:kern w:val="2"/>
+      <w:sz w:val="56"/>
+      <w:szCs w:val="56"/>
+    </w:rPr>
+  </w:style>
+  <w:style w:type="paragraph" w:styleId="Subtitle">
+    <w:name w:val="Subtitle"/>
+    <w:basedOn w:val="Normal"/>
+    <w:next w:val="Normal"/>
+    <w:link w:val="SubtitleChar"/>
+    <w:uiPriority w:val="11"/>
+    <w:qFormat/>
+    <w:rsid w:val="00034826"/>
+    <w:pPr/>
+    <w:rPr>
+      <w:rFonts w:eastAsia="" w:cs="" w:cstheme="majorBidi" w:eastAsiaTheme="majorEastAsia"/>
+      <w:color w:themeColor="text1" w:themeTint="a6" w:val="595959"/>
+      <w:spacing w:val="15"/>
+      <w:sz w:val="28"/>
+      <w:szCs w:val="28"/>
+    </w:rPr>
+  </w:style>
+  <w:style w:type="paragraph" w:styleId="Quote">
+    <w:name w:val="Quote"/>
+    <w:basedOn w:val="Normal"/>
+    <w:next w:val="Normal"/>
+    <w:link w:val="QuoteChar"/>
+    <w:uiPriority w:val="29"/>
+    <w:qFormat/>
+    <w:rsid w:val="00034826"/>
+    <w:pPr>
+      <w:spacing w:before="160" w:after="160"/>
+      <w:jc w:val="center"/>
+    </w:pPr>
+    <w:rPr>
+      <w:i/>
+      <w:iCs/>
+      <w:color w:themeColor="text1" w:themeTint="bf" w:val="404040"/>
+    </w:rPr>
+  </w:style>
+  <w:style w:type="paragraph" w:styleId="ListParagraph">
+    <w:name w:val="List Paragraph"/>
+    <w:basedOn w:val="Normal"/>
+    <w:uiPriority w:val="34"/>
+    <w:qFormat/>
+    <w:rsid w:val="00034826"/>
+    <w:pPr>
+      <w:spacing w:before="0" w:after="160"/>
+      <w:ind w:start="720"/>
+      <w:contextualSpacing/>
+    </w:pPr>
+    <w:rPr/>
+  </w:style>
+  <w:style w:type="paragraph" w:styleId="IntenseQuote">
+    <w:name w:val="Intense Quote"/>
+    <w:basedOn w:val="Normal"/>
+    <w:next w:val="Normal"/>
+    <w:link w:val="IntenseQuoteChar"/>
+    <w:uiPriority w:val="30"/>
+    <w:qFormat/>
+    <w:rsid w:val="00034826"/>
+    <w:pPr>
+      <w:pBdr>
+        <w:top w:val="single" w:sz="4" w:space="10" w:color="0F4761" w:themeColor="accent1" w:themeShade="bf"/>
+        <w:bottom w:val="single" w:sz="4" w:space="10" w:color="0F4761" w:themeColor="accent1" w:themeShade="bf"/>
+      </w:pBdr>
+      <w:spacing w:before="360" w:after="360"/>
+      <w:ind w:start="864" w:end="864"/>
+      <w:jc w:val="center"/>
+    </w:pPr>
+    <w:rPr>
+      <w:i/>
+      <w:iCs/>
+      <w:color w:themeColor="accent1" w:themeShade="bf" w:val="0F4761"/>
+    </w:rPr>
+  </w:style>
+  <w:style w:type="numbering" w:styleId="NoList" w:default="1">
+    <w:name w:val="No List"/>
+    <w:uiPriority w:val="99"/>
+    <w:semiHidden/>
+    <w:unhideWhenUsed/>
+    <w:qFormat/>
   </w:style>
   <w:style w:type="table" w:default="1" w:styleId="TableNormal">
     <w:name w:val="Normal Table"/>
@@ -752,7 +1314,6 @@
     <w:semiHidden/>
     <w:unhideWhenUsed/>
     <w:tblPr>
-      <w:tblInd w:w="0" w:type="dxa"/>
       <w:tblCellMar>
         <w:top w:w="0" w:type="dxa"/>
         <w:left w:w="108" w:type="dxa"/>
@@ -761,508 +1322,101 @@
       </w:tblCellMar>
     </w:tblPr>
   </w:style>
-  <w:style w:type="numbering" w:default="1" w:styleId="NoList">
-    <w:name w:val="No List"/>
-    <w:uiPriority w:val="99"/>
-    <w:semiHidden/>
-    <w:unhideWhenUsed/>
-  </w:style>
-  <w:style w:type="character" w:customStyle="1" w:styleId="Heading1Char">
-    <w:name w:val="Heading 1 Char"/>
-    <w:basedOn w:val="DefaultParagraphFont"/>
-    <w:link w:val="Heading1"/>
-    <w:uiPriority w:val="9"/>
-    <w:rsid w:val="00034826"/>
-    <w:rPr>
-      <w:rFonts w:asciiTheme="majorHAnsi" w:eastAsiaTheme="majorEastAsia" w:hAnsiTheme="majorHAnsi" w:cstheme="majorBidi"/>
-      <w:color w:val="0F4761" w:themeColor="accent1" w:themeShade="BF"/>
-      <w:sz w:val="40"/>
-      <w:szCs w:val="40"/>
-      <w:lang w:val="en-GB"/>
-    </w:rPr>
-  </w:style>
-  <w:style w:type="character" w:customStyle="1" w:styleId="Heading2Char">
-    <w:name w:val="Heading 2 Char"/>
-    <w:basedOn w:val="DefaultParagraphFont"/>
-    <w:link w:val="Heading2"/>
-    <w:uiPriority w:val="9"/>
-    <w:semiHidden/>
-    <w:rsid w:val="00034826"/>
-    <w:rPr>
-      <w:rFonts w:asciiTheme="majorHAnsi" w:eastAsiaTheme="majorEastAsia" w:hAnsiTheme="majorHAnsi" w:cstheme="majorBidi"/>
-      <w:color w:val="0F4761" w:themeColor="accent1" w:themeShade="BF"/>
-      <w:sz w:val="32"/>
-      <w:szCs w:val="32"/>
-      <w:lang w:val="en-GB"/>
-    </w:rPr>
-  </w:style>
-  <w:style w:type="character" w:customStyle="1" w:styleId="Heading3Char">
-    <w:name w:val="Heading 3 Char"/>
-    <w:basedOn w:val="DefaultParagraphFont"/>
-    <w:link w:val="Heading3"/>
-    <w:uiPriority w:val="9"/>
-    <w:semiHidden/>
-    <w:rsid w:val="00034826"/>
-    <w:rPr>
-      <w:rFonts w:eastAsiaTheme="majorEastAsia" w:cstheme="majorBidi"/>
-      <w:color w:val="0F4761" w:themeColor="accent1" w:themeShade="BF"/>
-      <w:sz w:val="28"/>
-      <w:szCs w:val="28"/>
-      <w:lang w:val="en-GB"/>
-    </w:rPr>
-  </w:style>
-  <w:style w:type="character" w:customStyle="1" w:styleId="Heading4Char">
-    <w:name w:val="Heading 4 Char"/>
-    <w:basedOn w:val="DefaultParagraphFont"/>
-    <w:link w:val="Heading4"/>
-    <w:uiPriority w:val="9"/>
-    <w:semiHidden/>
-    <w:rsid w:val="00034826"/>
-    <w:rPr>
-      <w:rFonts w:eastAsiaTheme="majorEastAsia" w:cstheme="majorBidi"/>
-      <w:i/>
-      <w:iCs/>
-      <w:color w:val="0F4761" w:themeColor="accent1" w:themeShade="BF"/>
-      <w:lang w:val="en-GB"/>
-    </w:rPr>
-  </w:style>
-  <w:style w:type="character" w:customStyle="1" w:styleId="Heading5Char">
-    <w:name w:val="Heading 5 Char"/>
-    <w:basedOn w:val="DefaultParagraphFont"/>
-    <w:link w:val="Heading5"/>
-    <w:uiPriority w:val="9"/>
-    <w:semiHidden/>
-    <w:rsid w:val="00034826"/>
-    <w:rPr>
-      <w:rFonts w:eastAsiaTheme="majorEastAsia" w:cstheme="majorBidi"/>
-      <w:color w:val="0F4761" w:themeColor="accent1" w:themeShade="BF"/>
-      <w:lang w:val="en-GB"/>
-    </w:rPr>
-  </w:style>
-  <w:style w:type="character" w:customStyle="1" w:styleId="Heading6Char">
-    <w:name w:val="Heading 6 Char"/>
-    <w:basedOn w:val="DefaultParagraphFont"/>
-    <w:link w:val="Heading6"/>
-    <w:uiPriority w:val="9"/>
-    <w:semiHidden/>
-    <w:rsid w:val="00034826"/>
-    <w:rPr>
-      <w:rFonts w:eastAsiaTheme="majorEastAsia" w:cstheme="majorBidi"/>
-      <w:i/>
-      <w:iCs/>
-      <w:color w:val="595959" w:themeColor="text1" w:themeTint="A6"/>
-      <w:lang w:val="en-GB"/>
-    </w:rPr>
-  </w:style>
-  <w:style w:type="character" w:customStyle="1" w:styleId="Heading7Char">
-    <w:name w:val="Heading 7 Char"/>
-    <w:basedOn w:val="DefaultParagraphFont"/>
-    <w:link w:val="Heading7"/>
-    <w:uiPriority w:val="9"/>
-    <w:semiHidden/>
-    <w:rsid w:val="00034826"/>
-    <w:rPr>
-      <w:rFonts w:eastAsiaTheme="majorEastAsia" w:cstheme="majorBidi"/>
-      <w:color w:val="595959" w:themeColor="text1" w:themeTint="A6"/>
-      <w:lang w:val="en-GB"/>
-    </w:rPr>
-  </w:style>
-  <w:style w:type="character" w:customStyle="1" w:styleId="Heading8Char">
-    <w:name w:val="Heading 8 Char"/>
-    <w:basedOn w:val="DefaultParagraphFont"/>
-    <w:link w:val="Heading8"/>
-    <w:uiPriority w:val="9"/>
-    <w:semiHidden/>
-    <w:rsid w:val="00034826"/>
-    <w:rPr>
-      <w:rFonts w:eastAsiaTheme="majorEastAsia" w:cstheme="majorBidi"/>
-      <w:i/>
-      <w:iCs/>
-      <w:color w:val="272727" w:themeColor="text1" w:themeTint="D8"/>
-      <w:lang w:val="en-GB"/>
-    </w:rPr>
-  </w:style>
-  <w:style w:type="character" w:customStyle="1" w:styleId="Heading9Char">
-    <w:name w:val="Heading 9 Char"/>
-    <w:basedOn w:val="DefaultParagraphFont"/>
-    <w:link w:val="Heading9"/>
-    <w:uiPriority w:val="9"/>
-    <w:semiHidden/>
-    <w:rsid w:val="00034826"/>
-    <w:rPr>
-      <w:rFonts w:eastAsiaTheme="majorEastAsia" w:cstheme="majorBidi"/>
-      <w:color w:val="272727" w:themeColor="text1" w:themeTint="D8"/>
-      <w:lang w:val="en-GB"/>
-    </w:rPr>
-  </w:style>
-  <w:style w:type="paragraph" w:styleId="Title">
-    <w:name w:val="Title"/>
-    <w:basedOn w:val="Normal"/>
-    <w:next w:val="Normal"/>
-    <w:link w:val="TitleChar"/>
-    <w:uiPriority w:val="10"/>
-    <w:qFormat/>
-    <w:rsid w:val="00034826"/>
-    <w:pPr>
-      <w:spacing w:after="80" w:line="240" w:lineRule="auto"/>
-      <w:contextualSpacing/>
-    </w:pPr>
-    <w:rPr>
-      <w:rFonts w:asciiTheme="majorHAnsi" w:eastAsiaTheme="majorEastAsia" w:hAnsiTheme="majorHAnsi" w:cstheme="majorBidi"/>
-      <w:spacing w:val="-10"/>
-      <w:kern w:val="28"/>
-      <w:sz w:val="56"/>
-      <w:szCs w:val="56"/>
-    </w:rPr>
-  </w:style>
-  <w:style w:type="character" w:customStyle="1" w:styleId="TitleChar">
-    <w:name w:val="Title Char"/>
-    <w:basedOn w:val="DefaultParagraphFont"/>
-    <w:link w:val="Title"/>
-    <w:uiPriority w:val="10"/>
-    <w:rsid w:val="00034826"/>
-    <w:rPr>
-      <w:rFonts w:asciiTheme="majorHAnsi" w:eastAsiaTheme="majorEastAsia" w:hAnsiTheme="majorHAnsi" w:cstheme="majorBidi"/>
-      <w:spacing w:val="-10"/>
-      <w:kern w:val="28"/>
-      <w:sz w:val="56"/>
-      <w:szCs w:val="56"/>
-      <w:lang w:val="en-GB"/>
-    </w:rPr>
-  </w:style>
-  <w:style w:type="paragraph" w:styleId="Subtitle">
-    <w:name w:val="Subtitle"/>
-    <w:basedOn w:val="Normal"/>
-    <w:next w:val="Normal"/>
-    <w:link w:val="SubtitleChar"/>
-    <w:uiPriority w:val="11"/>
-    <w:qFormat/>
-    <w:rsid w:val="00034826"/>
-    <w:pPr>
-      <w:numPr>
-        <w:ilvl w:val="1"/>
-      </w:numPr>
-    </w:pPr>
-    <w:rPr>
-      <w:rFonts w:eastAsiaTheme="majorEastAsia" w:cstheme="majorBidi"/>
-      <w:color w:val="595959" w:themeColor="text1" w:themeTint="A6"/>
-      <w:spacing w:val="15"/>
-      <w:sz w:val="28"/>
-      <w:szCs w:val="28"/>
-    </w:rPr>
-  </w:style>
-  <w:style w:type="character" w:customStyle="1" w:styleId="SubtitleChar">
-    <w:name w:val="Subtitle Char"/>
-    <w:basedOn w:val="DefaultParagraphFont"/>
-    <w:link w:val="Subtitle"/>
-    <w:uiPriority w:val="11"/>
-    <w:rsid w:val="00034826"/>
-    <w:rPr>
-      <w:rFonts w:eastAsiaTheme="majorEastAsia" w:cstheme="majorBidi"/>
-      <w:color w:val="595959" w:themeColor="text1" w:themeTint="A6"/>
-      <w:spacing w:val="15"/>
-      <w:sz w:val="28"/>
-      <w:szCs w:val="28"/>
-      <w:lang w:val="en-GB"/>
-    </w:rPr>
-  </w:style>
-  <w:style w:type="paragraph" w:styleId="Quote">
-    <w:name w:val="Quote"/>
-    <w:basedOn w:val="Normal"/>
-    <w:next w:val="Normal"/>
-    <w:link w:val="QuoteChar"/>
-    <w:uiPriority w:val="29"/>
-    <w:qFormat/>
-    <w:rsid w:val="00034826"/>
-    <w:pPr>
-      <w:spacing w:before="160"/>
-      <w:jc w:val="center"/>
-    </w:pPr>
-    <w:rPr>
-      <w:i/>
-      <w:iCs/>
-      <w:color w:val="404040" w:themeColor="text1" w:themeTint="BF"/>
-    </w:rPr>
-  </w:style>
-  <w:style w:type="character" w:customStyle="1" w:styleId="QuoteChar">
-    <w:name w:val="Quote Char"/>
-    <w:basedOn w:val="DefaultParagraphFont"/>
-    <w:link w:val="Quote"/>
-    <w:uiPriority w:val="29"/>
-    <w:rsid w:val="00034826"/>
-    <w:rPr>
-      <w:i/>
-      <w:iCs/>
-      <w:color w:val="404040" w:themeColor="text1" w:themeTint="BF"/>
-      <w:lang w:val="en-GB"/>
-    </w:rPr>
-  </w:style>
-  <w:style w:type="paragraph" w:styleId="ListParagraph">
-    <w:name w:val="List Paragraph"/>
-    <w:basedOn w:val="Normal"/>
-    <w:uiPriority w:val="34"/>
-    <w:qFormat/>
-    <w:rsid w:val="00034826"/>
-    <w:pPr>
-      <w:ind w:left="720"/>
-      <w:contextualSpacing/>
-    </w:pPr>
-  </w:style>
-  <w:style w:type="character" w:styleId="IntenseEmphasis">
-    <w:name w:val="Intense Emphasis"/>
-    <w:basedOn w:val="DefaultParagraphFont"/>
-    <w:uiPriority w:val="21"/>
-    <w:qFormat/>
-    <w:rsid w:val="00034826"/>
-    <w:rPr>
-      <w:i/>
-      <w:iCs/>
-      <w:color w:val="0F4761" w:themeColor="accent1" w:themeShade="BF"/>
-    </w:rPr>
-  </w:style>
-  <w:style w:type="paragraph" w:styleId="IntenseQuote">
-    <w:name w:val="Intense Quote"/>
-    <w:basedOn w:val="Normal"/>
-    <w:next w:val="Normal"/>
-    <w:link w:val="IntenseQuoteChar"/>
-    <w:uiPriority w:val="30"/>
-    <w:qFormat/>
-    <w:rsid w:val="00034826"/>
-    <w:pPr>
-      <w:pBdr>
-        <w:top w:val="single" w:sz="4" w:space="10" w:color="0F4761" w:themeColor="accent1" w:themeShade="BF"/>
-        <w:bottom w:val="single" w:sz="4" w:space="10" w:color="0F4761" w:themeColor="accent1" w:themeShade="BF"/>
-      </w:pBdr>
-      <w:spacing w:before="360" w:after="360"/>
-      <w:ind w:left="864" w:right="864"/>
-      <w:jc w:val="center"/>
-    </w:pPr>
-    <w:rPr>
-      <w:i/>
-      <w:iCs/>
-      <w:color w:val="0F4761" w:themeColor="accent1" w:themeShade="BF"/>
-    </w:rPr>
-  </w:style>
-  <w:style w:type="character" w:customStyle="1" w:styleId="IntenseQuoteChar">
-    <w:name w:val="Intense Quote Char"/>
-    <w:basedOn w:val="DefaultParagraphFont"/>
-    <w:link w:val="IntenseQuote"/>
-    <w:uiPriority w:val="30"/>
-    <w:rsid w:val="00034826"/>
-    <w:rPr>
-      <w:i/>
-      <w:iCs/>
-      <w:color w:val="0F4761" w:themeColor="accent1" w:themeShade="BF"/>
-      <w:lang w:val="en-GB"/>
-    </w:rPr>
-  </w:style>
-  <w:style w:type="character" w:styleId="IntenseReference">
-    <w:name w:val="Intense Reference"/>
-    <w:basedOn w:val="DefaultParagraphFont"/>
-    <w:uiPriority w:val="32"/>
-    <w:qFormat/>
-    <w:rsid w:val="00034826"/>
-    <w:rPr>
-      <w:b/>
-      <w:bCs/>
-      <w:smallCaps/>
-      <w:color w:val="0F4761" w:themeColor="accent1" w:themeShade="BF"/>
-      <w:spacing w:val="5"/>
-    </w:rPr>
-  </w:style>
 </w:styles>
 </file>
 
 <file path=word/theme/theme1.xml><?xml version="1.0" encoding="utf-8"?>
-<a:theme xmlns:a="http://schemas.openxmlformats.org/drawingml/2006/main" name="Office Theme">
+<a:theme xmlns:a="http://schemas.openxmlformats.org/drawingml/2006/main" xmlns:r="http://schemas.openxmlformats.org/officeDocument/2006/relationships" name="Office Theme">
   <a:themeElements>
     <a:clrScheme name="Office">
       <a:dk1>
-        <a:sysClr val="windowText" lastClr="000000"/>
+        <a:srgbClr val="000000"/>
       </a:dk1>
       <a:lt1>
-        <a:sysClr val="window" lastClr="FFFFFF"/>
+        <a:srgbClr val="ffffff"/>
       </a:lt1>
       <a:dk2>
-        <a:srgbClr val="0E2841"/>
+        <a:srgbClr val="0e2841"/>
       </a:dk2>
       <a:lt2>
-        <a:srgbClr val="E8E8E8"/>
+        <a:srgbClr val="e8e8e8"/>
       </a:lt2>
       <a:accent1>
         <a:srgbClr val="156082"/>
       </a:accent1>
       <a:accent2>
-        <a:srgbClr val="E97132"/>
+        <a:srgbClr val="e97132"/>
       </a:accent2>
       <a:accent3>
-        <a:srgbClr val="196B24"/>
+        <a:srgbClr val="196b24"/>
       </a:accent3>
       <a:accent4>
-        <a:srgbClr val="0F9ED5"/>
+        <a:srgbClr val="0f9ed5"/>
       </a:accent4>
       <a:accent5>
-        <a:srgbClr val="A02B93"/>
+        <a:srgbClr val="a02b93"/>
       </a:accent5>
       <a:accent6>
-        <a:srgbClr val="4EA72E"/>
+        <a:srgbClr val="4ea72e"/>
       </a:accent6>
       <a:hlink>
         <a:srgbClr val="467886"/>
       </a:hlink>
       <a:folHlink>
-        <a:srgbClr val="96607D"/>
+        <a:srgbClr val="96607d"/>
       </a:folHlink>
     </a:clrScheme>
     <a:fontScheme name="Office">
       <a:majorFont>
-        <a:latin typeface="Aptos Display" panose="02110004020202020204"/>
+        <a:latin typeface="Aptos Display" panose="02110004020202020204" pitchFamily="0" charset="1"/>
         <a:ea typeface=""/>
         <a:cs typeface=""/>
-        <a:font script="Jpan" typeface="游ゴシック Light"/>
-        <a:font script="Hang" typeface="맑은 고딕"/>
-        <a:font script="Hans" typeface="等线 Light"/>
-        <a:font script="Hant" typeface="新細明體"/>
-        <a:font script="Arab" typeface="Times New Roman"/>
-        <a:font script="Hebr" typeface="Times New Roman"/>
-        <a:font script="Thai" typeface="Angsana New"/>
-        <a:font script="Ethi" typeface="Nyala"/>
-        <a:font script="Beng" typeface="Vrinda"/>
-        <a:font script="Gujr" typeface="Shruti"/>
-        <a:font script="Khmr" typeface="MoolBoran"/>
-        <a:font script="Knda" typeface="Tunga"/>
-        <a:font script="Guru" typeface="Raavi"/>
-        <a:font script="Cans" typeface="Euphemia"/>
-        <a:font script="Cher" typeface="Plantagenet Cherokee"/>
-        <a:font script="Yiii" typeface="Microsoft Yi Baiti"/>
-        <a:font script="Tibt" typeface="Microsoft Himalaya"/>
-        <a:font script="Thaa" typeface="MV Boli"/>
-        <a:font script="Deva" typeface="Mangal"/>
-        <a:font script="Telu" typeface="Gautami"/>
-        <a:font script="Taml" typeface="Latha"/>
-        <a:font script="Syrc" typeface="Estrangelo Edessa"/>
-        <a:font script="Orya" typeface="Kalinga"/>
-        <a:font script="Mlym" typeface="Kartika"/>
-        <a:font script="Laoo" typeface="DokChampa"/>
-        <a:font script="Sinh" typeface="Iskoola Pota"/>
-        <a:font script="Mong" typeface="Mongolian Baiti"/>
-        <a:font script="Viet" typeface="Times New Roman"/>
-        <a:font script="Uigh" typeface="Microsoft Uighur"/>
-        <a:font script="Geor" typeface="Sylfaen"/>
-        <a:font script="Armn" typeface="Arial"/>
-        <a:font script="Bugi" typeface="Leelawadee UI"/>
-        <a:font script="Bopo" typeface="Microsoft JhengHei"/>
-        <a:font script="Java" typeface="Javanese Text"/>
-        <a:font script="Lisu" typeface="Segoe UI"/>
-        <a:font script="Mymr" typeface="Myanmar Text"/>
-        <a:font script="Nkoo" typeface="Ebrima"/>
-        <a:font script="Olck" typeface="Nirmala UI"/>
-        <a:font script="Osma" typeface="Ebrima"/>
-        <a:font script="Phag" typeface="Phagspa"/>
-        <a:font script="Syrn" typeface="Estrangelo Edessa"/>
-        <a:font script="Syrj" typeface="Estrangelo Edessa"/>
-        <a:font script="Syre" typeface="Estrangelo Edessa"/>
-        <a:font script="Sora" typeface="Nirmala UI"/>
-        <a:font script="Tale" typeface="Microsoft Tai Le"/>
-        <a:font script="Talu" typeface="Microsoft New Tai Lue"/>
-        <a:font script="Tfng" typeface="Ebrima"/>
       </a:majorFont>
       <a:minorFont>
-        <a:latin typeface="Aptos" panose="02110004020202020204"/>
+        <a:latin typeface="Aptos" panose="02110004020202020204" pitchFamily="0" charset="1"/>
         <a:ea typeface=""/>
         <a:cs typeface=""/>
-        <a:font script="Jpan" typeface="游ゴシック"/>
-        <a:font script="Hang" typeface="맑은 고딕"/>
-        <a:font script="Hans" typeface="等线"/>
-        <a:font script="Hant" typeface="新細明體"/>
-        <a:font script="Arab" typeface="Arial"/>
-        <a:font script="Hebr" typeface="Arial"/>
-        <a:font script="Thai" typeface="Cordia New"/>
-        <a:font script="Ethi" typeface="Nyala"/>
-        <a:font script="Beng" typeface="Vrinda"/>
-        <a:font script="Gujr" typeface="Shruti"/>
-        <a:font script="Khmr" typeface="DaunPenh"/>
-        <a:font script="Knda" typeface="Tunga"/>
-        <a:font script="Guru" typeface="Raavi"/>
-        <a:font script="Cans" typeface="Euphemia"/>
-        <a:font script="Cher" typeface="Plantagenet Cherokee"/>
-        <a:font script="Yiii" typeface="Microsoft Yi Baiti"/>
-        <a:font script="Tibt" typeface="Microsoft Himalaya"/>
-        <a:font script="Thaa" typeface="MV Boli"/>
-        <a:font script="Deva" typeface="Mangal"/>
-        <a:font script="Telu" typeface="Gautami"/>
-        <a:font script="Taml" typeface="Latha"/>
-        <a:font script="Syrc" typeface="Estrangelo Edessa"/>
-        <a:font script="Orya" typeface="Kalinga"/>
-        <a:font script="Mlym" typeface="Kartika"/>
-        <a:font script="Laoo" typeface="DokChampa"/>
-        <a:font script="Sinh" typeface="Iskoola Pota"/>
-        <a:font script="Mong" typeface="Mongolian Baiti"/>
-        <a:font script="Viet" typeface="Arial"/>
-        <a:font script="Uigh" typeface="Microsoft Uighur"/>
-        <a:font script="Geor" typeface="Sylfaen"/>
-        <a:font script="Armn" typeface="Arial"/>
-        <a:font script="Bugi" typeface="Leelawadee UI"/>
-        <a:font script="Bopo" typeface="Microsoft JhengHei"/>
-        <a:font script="Java" typeface="Javanese Text"/>
-        <a:font script="Lisu" typeface="Segoe UI"/>
-        <a:font script="Mymr" typeface="Myanmar Text"/>
-        <a:font script="Nkoo" typeface="Ebrima"/>
-        <a:font script="Olck" typeface="Nirmala UI"/>
-        <a:font script="Osma" typeface="Ebrima"/>
-        <a:font script="Phag" typeface="Phagspa"/>
-        <a:font script="Syrn" typeface="Estrangelo Edessa"/>
-        <a:font script="Syrj" typeface="Estrangelo Edessa"/>
-        <a:font script="Syre" typeface="Estrangelo Edessa"/>
-        <a:font script="Sora" typeface="Nirmala UI"/>
-        <a:font script="Tale" typeface="Microsoft Tai Le"/>
-        <a:font script="Talu" typeface="Microsoft New Tai Lue"/>
-        <a:font script="Tfng" typeface="Ebrima"/>
       </a:minorFont>
     </a:fontScheme>
-    <a:fmtScheme name="Office">
+    <a:fmtScheme>
       <a:fillStyleLst>
         <a:solidFill>
           <a:schemeClr val="phClr"/>
         </a:solidFill>
-        <a:gradFill rotWithShape="1">
+        <a:gradFill>
           <a:gsLst>
             <a:gs pos="0">
               <a:schemeClr val="phClr">
                 <a:lumMod val="110000"/>
-                <a:satMod val="105000"/>
                 <a:tint val="67000"/>
               </a:schemeClr>
             </a:gs>
             <a:gs pos="50000">
               <a:schemeClr val="phClr">
                 <a:lumMod val="105000"/>
-                <a:satMod val="103000"/>
                 <a:tint val="73000"/>
               </a:schemeClr>
             </a:gs>
             <a:gs pos="100000">
               <a:schemeClr val="phClr">
                 <a:lumMod val="105000"/>
-                <a:satMod val="109000"/>
                 <a:tint val="81000"/>
               </a:schemeClr>
             </a:gs>
           </a:gsLst>
           <a:lin ang="5400000" scaled="0"/>
+          <a:tileRect l="0" t="0" r="0" b="0"/>
         </a:gradFill>
-        <a:gradFill rotWithShape="1">
+        <a:gradFill>
           <a:gsLst>
             <a:gs pos="0">
               <a:schemeClr val="phClr">
-                <a:satMod val="103000"/>
                 <a:lumMod val="102000"/>
                 <a:tint val="94000"/>
               </a:schemeClr>
             </a:gs>
             <a:gs pos="50000">
               <a:schemeClr val="phClr">
-                <a:satMod val="110000"/>
                 <a:lumMod val="100000"/>
                 <a:shade val="100000"/>
               </a:schemeClr>
@@ -1270,33 +1424,24 @@
             <a:gs pos="100000">
               <a:schemeClr val="phClr">
                 <a:lumMod val="99000"/>
-                <a:satMod val="120000"/>
                 <a:shade val="78000"/>
               </a:schemeClr>
             </a:gs>
           </a:gsLst>
           <a:lin ang="5400000" scaled="0"/>
+          <a:tileRect l="0" t="0" r="0" b="0"/>
         </a:gradFill>
       </a:fillStyleLst>
       <a:lnStyleLst>
         <a:ln w="6350" cap="flat" cmpd="sng" algn="ctr">
-          <a:solidFill>
-            <a:schemeClr val="phClr"/>
-          </a:solidFill>
           <a:prstDash val="solid"/>
           <a:miter lim="800000"/>
         </a:ln>
         <a:ln w="12700" cap="flat" cmpd="sng" algn="ctr">
-          <a:solidFill>
-            <a:schemeClr val="phClr"/>
-          </a:solidFill>
           <a:prstDash val="solid"/>
           <a:miter lim="800000"/>
         </a:ln>
         <a:ln w="19050" cap="flat" cmpd="sng" algn="ctr">
-          <a:solidFill>
-            <a:schemeClr val="phClr"/>
-          </a:solidFill>
           <a:prstDash val="solid"/>
           <a:miter lim="800000"/>
         </a:ln>
@@ -1309,13 +1454,7 @@
           <a:effectLst/>
         </a:effectStyle>
         <a:effectStyle>
-          <a:effectLst>
-            <a:outerShdw blurRad="57150" dist="19050" dir="5400000" algn="ctr" rotWithShape="0">
-              <a:srgbClr val="000000">
-                <a:alpha val="63000"/>
-              </a:srgbClr>
-            </a:outerShdw>
-          </a:effectLst>
+          <a:effectLst/>
         </a:effectStyle>
       </a:effectStyleLst>
       <a:bgFillStyleLst>
@@ -1325,15 +1464,13 @@
         <a:solidFill>
           <a:schemeClr val="phClr">
             <a:tint val="95000"/>
-            <a:satMod val="170000"/>
           </a:schemeClr>
         </a:solidFill>
-        <a:gradFill rotWithShape="1">
+        <a:gradFill>
           <a:gsLst>
             <a:gs pos="0">
               <a:schemeClr val="phClr">
                 <a:tint val="93000"/>
-                <a:satMod val="150000"/>
                 <a:shade val="98000"/>
                 <a:lumMod val="102000"/>
               </a:schemeClr>
@@ -1341,7 +1478,6 @@
             <a:gs pos="50000">
               <a:schemeClr val="phClr">
                 <a:tint val="98000"/>
-                <a:satMod val="130000"/>
                 <a:shade val="90000"/>
                 <a:lumMod val="103000"/>
               </a:schemeClr>
@@ -1349,21 +1485,14 @@
             <a:gs pos="100000">
               <a:schemeClr val="phClr">
                 <a:shade val="63000"/>
-                <a:satMod val="120000"/>
               </a:schemeClr>
             </a:gs>
           </a:gsLst>
           <a:lin ang="5400000" scaled="0"/>
+          <a:tileRect l="0" t="0" r="0" b="0"/>
         </a:gradFill>
       </a:bgFillStyleLst>
     </a:fmtScheme>
   </a:themeElements>
-  <a:objectDefaults/>
-  <a:extraClrSchemeLst/>
-  <a:extLst>
-    <a:ext uri="{05A4C25C-085E-4340-85A3-A5531E510DB2}">
-      <thm15:themeFamily xmlns:thm15="http://schemas.microsoft.com/office/thememl/2012/main" name="Office Theme" id="{62F939B6-93AF-4DB8-9C6B-D6C7DFDC589F}" vid="{4A3C46E8-61CC-4603-A589-7422A47A8E4A}"/>
-    </a:ext>
-  </a:extLst>
 </a:theme>
 </file>